--- a/实验报告.docx
+++ b/实验报告.docx
@@ -3639,6 +3639,536 @@
       </w:r>
       <w:r>
         <w:t>：候选表禁忌在所有规模上一致最优 —— 小规模时与其他算子并列（都能解出）， 大规模时稳定胜出，且差距随 n 增大而扩大。它同时取得了约 7~8 倍步频和足够好的单步质量。</w:t>
+      </w:r>
+    </w:p>
+    <w:p>
+      <w:pPr>
+        <w:pStyle w:val="Heading3"/>
+      </w:pPr>
+      <w:r>
+        <w:t>4.2.1 进一步改进：VLNS 候选表</w:t>
+      </w:r>
+    </w:p>
+    <w:p>
+      <w:r>
+        <w:t>把候选从"上一次移动的活跃区"改为"当前</w:t>
+      </w:r>
+      <w:r>
+        <w:rPr>
+          <w:b/>
+        </w:rPr>
+        <w:t>违反团所涉及的边</w:t>
+      </w:r>
+      <w:r>
+        <w:t>"（very large neighborhood 聚焦）。这需要新增团</w:t>
+      </w:r>
+      <w:r>
+        <w:rPr>
+          <w:b/>
+        </w:rPr>
+        <w:t>枚举</w:t>
+      </w:r>
+      <w:r>
+        <w:t>能力（原先把违反度只做计数），已加入专项测试验收 （12 组随机图：枚举计数 == 增量计数，且每个枚举出的团都确实是单色完全子图）。</w:t>
+      </w:r>
+    </w:p>
+    <w:p>
+      <w:r>
+        <w:t xml:space="preserve">单种子方差很大（同一配置不同 seed 下最优代价可差近一倍），因此用 </w:t>
+      </w:r>
+      <w:r>
+        <w:rPr>
+          <w:b/>
+        </w:rPr>
+        <w:t>4 个 seed 的均值</w:t>
+      </w:r>
+      <w:r>
+        <w:t>作判据：</w:t>
+      </w:r>
+    </w:p>
+    <w:tbl>
+      <w:tblPr>
+        <w:tblStyle w:val="TableGrid"/>
+        <w:tblW w:type="auto" w:w="0"/>
+        <w:tblLayout w:type="autofit"/>
+        <w:tblLook w:firstColumn="1" w:firstRow="1" w:lastColumn="0" w:lastRow="0" w:noHBand="0" w:noVBand="1" w:val="04A0"/>
+      </w:tblPr>
+      <w:tblGrid>
+        <w:gridCol w:w="2353"/>
+        <w:gridCol w:w="2353"/>
+        <w:gridCol w:w="2353"/>
+        <w:gridCol w:w="2353"/>
+      </w:tblGrid>
+      <w:tr>
+        <w:tc>
+          <w:tcPr>
+            <w:tcW w:type="dxa" w:w="2353"/>
+          </w:tcPr>
+          <w:p>
+            <w:r>
+              <w:rPr>
+                <w:b/>
+              </w:rPr>
+            </w:r>
+            <w:r>
+              <w:rPr>
+                <w:b/>
+              </w:rPr>
+              <w:t>n</w:t>
+            </w:r>
+          </w:p>
+        </w:tc>
+        <w:tc>
+          <w:tcPr>
+            <w:tcW w:type="dxa" w:w="2353"/>
+          </w:tcPr>
+          <w:p>
+            <w:r>
+              <w:rPr>
+                <w:b/>
+              </w:rPr>
+            </w:r>
+            <w:r>
+              <w:rPr>
+                <w:b/>
+              </w:rPr>
+              <w:t>focus/128 均值</w:t>
+            </w:r>
+          </w:p>
+        </w:tc>
+        <w:tc>
+          <w:tcPr>
+            <w:tcW w:type="dxa" w:w="2353"/>
+          </w:tcPr>
+          <w:p>
+            <w:r>
+              <w:rPr>
+                <w:b/>
+              </w:rPr>
+            </w:r>
+            <w:r>
+              <w:rPr>
+                <w:b/>
+              </w:rPr>
+              <w:t>violation/256 均值</w:t>
+            </w:r>
+          </w:p>
+        </w:tc>
+        <w:tc>
+          <w:tcPr>
+            <w:tcW w:type="dxa" w:w="2353"/>
+          </w:tcPr>
+          <w:p>
+            <w:r>
+              <w:rPr>
+                <w:b/>
+              </w:rPr>
+            </w:r>
+            <w:r>
+              <w:rPr>
+                <w:b/>
+              </w:rPr>
+              <w:t>相对变化</w:t>
+            </w:r>
+          </w:p>
+        </w:tc>
+      </w:tr>
+      <w:tr>
+        <w:tc>
+          <w:tcPr>
+            <w:tcW w:type="dxa" w:w="2353"/>
+          </w:tcPr>
+          <w:p>
+            <w:r/>
+            <w:r>
+              <w:t>37</w:t>
+            </w:r>
+          </w:p>
+        </w:tc>
+        <w:tc>
+          <w:tcPr>
+            <w:tcW w:type="dxa" w:w="2353"/>
+          </w:tcPr>
+          <w:p>
+            <w:r/>
+            <w:r>
+              <w:t>7.8</w:t>
+            </w:r>
+          </w:p>
+        </w:tc>
+        <w:tc>
+          <w:tcPr>
+            <w:tcW w:type="dxa" w:w="2353"/>
+          </w:tcPr>
+          <w:p>
+            <w:r/>
+            <w:r>
+              <w:rPr>
+                <w:b/>
+              </w:rPr>
+              <w:t>6.0</w:t>
+            </w:r>
+          </w:p>
+        </w:tc>
+        <w:tc>
+          <w:tcPr>
+            <w:tcW w:type="dxa" w:w="2353"/>
+          </w:tcPr>
+          <w:p>
+            <w:r/>
+            <w:r>
+              <w:t>−23%</w:t>
+            </w:r>
+          </w:p>
+        </w:tc>
+      </w:tr>
+      <w:tr>
+        <w:tc>
+          <w:tcPr>
+            <w:tcW w:type="dxa" w:w="2353"/>
+          </w:tcPr>
+          <w:p>
+            <w:r/>
+            <w:r>
+              <w:t>38</w:t>
+            </w:r>
+          </w:p>
+        </w:tc>
+        <w:tc>
+          <w:tcPr>
+            <w:tcW w:type="dxa" w:w="2353"/>
+          </w:tcPr>
+          <w:p>
+            <w:r/>
+            <w:r>
+              <w:t>18.8</w:t>
+            </w:r>
+          </w:p>
+        </w:tc>
+        <w:tc>
+          <w:tcPr>
+            <w:tcW w:type="dxa" w:w="2353"/>
+          </w:tcPr>
+          <w:p>
+            <w:r/>
+            <w:r>
+              <w:rPr>
+                <w:b/>
+              </w:rPr>
+              <w:t>18.0</w:t>
+            </w:r>
+          </w:p>
+        </w:tc>
+        <w:tc>
+          <w:tcPr>
+            <w:tcW w:type="dxa" w:w="2353"/>
+          </w:tcPr>
+          <w:p>
+            <w:r/>
+            <w:r>
+              <w:t>−4%</w:t>
+            </w:r>
+          </w:p>
+        </w:tc>
+      </w:tr>
+      <w:tr>
+        <w:tc>
+          <w:tcPr>
+            <w:tcW w:type="dxa" w:w="2353"/>
+          </w:tcPr>
+          <w:p>
+            <w:r/>
+            <w:r>
+              <w:t>39</w:t>
+            </w:r>
+          </w:p>
+        </w:tc>
+        <w:tc>
+          <w:tcPr>
+            <w:tcW w:type="dxa" w:w="2353"/>
+          </w:tcPr>
+          <w:p>
+            <w:r/>
+            <w:r>
+              <w:t>33.0</w:t>
+            </w:r>
+          </w:p>
+        </w:tc>
+        <w:tc>
+          <w:tcPr>
+            <w:tcW w:type="dxa" w:w="2353"/>
+          </w:tcPr>
+          <w:p>
+            <w:r/>
+            <w:r>
+              <w:t>34.5</w:t>
+            </w:r>
+          </w:p>
+        </w:tc>
+        <w:tc>
+          <w:tcPr>
+            <w:tcW w:type="dxa" w:w="2353"/>
+          </w:tcPr>
+          <w:p>
+            <w:r/>
+            <w:r>
+              <w:t>+5%</w:t>
+            </w:r>
+          </w:p>
+        </w:tc>
+      </w:tr>
+      <w:tr>
+        <w:tc>
+          <w:tcPr>
+            <w:tcW w:type="dxa" w:w="2353"/>
+          </w:tcPr>
+          <w:p>
+            <w:r/>
+            <w:r>
+              <w:t>40</w:t>
+            </w:r>
+          </w:p>
+        </w:tc>
+        <w:tc>
+          <w:tcPr>
+            <w:tcW w:type="dxa" w:w="2353"/>
+          </w:tcPr>
+          <w:p>
+            <w:r/>
+            <w:r>
+              <w:t>55.0</w:t>
+            </w:r>
+          </w:p>
+        </w:tc>
+        <w:tc>
+          <w:tcPr>
+            <w:tcW w:type="dxa" w:w="2353"/>
+          </w:tcPr>
+          <w:p>
+            <w:r/>
+            <w:r>
+              <w:rPr>
+                <w:b/>
+              </w:rPr>
+              <w:t>49.0</w:t>
+            </w:r>
+          </w:p>
+        </w:tc>
+        <w:tc>
+          <w:tcPr>
+            <w:tcW w:type="dxa" w:w="2353"/>
+          </w:tcPr>
+          <w:p>
+            <w:r/>
+            <w:r>
+              <w:t>−11%</w:t>
+            </w:r>
+          </w:p>
+        </w:tc>
+      </w:tr>
+      <w:tr>
+        <w:tc>
+          <w:tcPr>
+            <w:tcW w:type="dxa" w:w="2353"/>
+          </w:tcPr>
+          <w:p>
+            <w:r/>
+            <w:r>
+              <w:t>42</w:t>
+            </w:r>
+          </w:p>
+        </w:tc>
+        <w:tc>
+          <w:tcPr>
+            <w:tcW w:type="dxa" w:w="2353"/>
+          </w:tcPr>
+          <w:p>
+            <w:r/>
+            <w:r>
+              <w:t>111.2</w:t>
+            </w:r>
+          </w:p>
+        </w:tc>
+        <w:tc>
+          <w:tcPr>
+            <w:tcW w:type="dxa" w:w="2353"/>
+          </w:tcPr>
+          <w:p>
+            <w:r/>
+            <w:r>
+              <w:rPr>
+                <w:b/>
+              </w:rPr>
+              <w:t>106.8</w:t>
+            </w:r>
+          </w:p>
+        </w:tc>
+        <w:tc>
+          <w:tcPr>
+            <w:tcW w:type="dxa" w:w="2353"/>
+          </w:tcPr>
+          <w:p>
+            <w:r/>
+            <w:r>
+              <w:t>−4%</w:t>
+            </w:r>
+          </w:p>
+        </w:tc>
+      </w:tr>
+      <w:tr>
+        <w:tc>
+          <w:tcPr>
+            <w:tcW w:type="dxa" w:w="2353"/>
+          </w:tcPr>
+          <w:p>
+            <w:r/>
+            <w:r>
+              <w:t>43</w:t>
+            </w:r>
+          </w:p>
+        </w:tc>
+        <w:tc>
+          <w:tcPr>
+            <w:tcW w:type="dxa" w:w="2353"/>
+          </w:tcPr>
+          <w:p>
+            <w:r/>
+            <w:r>
+              <w:t>153.5</w:t>
+            </w:r>
+          </w:p>
+        </w:tc>
+        <w:tc>
+          <w:tcPr>
+            <w:tcW w:type="dxa" w:w="2353"/>
+          </w:tcPr>
+          <w:p>
+            <w:r/>
+            <w:r>
+              <w:rPr>
+                <w:b/>
+              </w:rPr>
+              <w:t>147.5</w:t>
+            </w:r>
+          </w:p>
+        </w:tc>
+        <w:tc>
+          <w:tcPr>
+            <w:tcW w:type="dxa" w:w="2353"/>
+          </w:tcPr>
+          <w:p>
+            <w:r/>
+            <w:r>
+              <w:t>−4%</w:t>
+            </w:r>
+          </w:p>
+        </w:tc>
+      </w:tr>
+      <w:tr>
+        <w:tc>
+          <w:tcPr>
+            <w:tcW w:type="dxa" w:w="2353"/>
+          </w:tcPr>
+          <w:p>
+            <w:r/>
+            <w:r>
+              <w:rPr>
+                <w:b/>
+              </w:rPr>
+              <w:t>平均</w:t>
+            </w:r>
+          </w:p>
+        </w:tc>
+        <w:tc>
+          <w:tcPr>
+            <w:tcW w:type="dxa" w:w="2353"/>
+          </w:tcPr>
+          <w:p>
+            <w:r/>
+          </w:p>
+        </w:tc>
+        <w:tc>
+          <w:tcPr>
+            <w:tcW w:type="dxa" w:w="2353"/>
+          </w:tcPr>
+          <w:p>
+            <w:r/>
+          </w:p>
+        </w:tc>
+        <w:tc>
+          <w:tcPr>
+            <w:tcW w:type="dxa" w:w="2353"/>
+          </w:tcPr>
+          <w:p>
+            <w:r/>
+            <w:r>
+              <w:rPr>
+                <w:b/>
+              </w:rPr>
+              <w:t>−6.8%</w:t>
+            </w:r>
+          </w:p>
+        </w:tc>
+      </w:tr>
+    </w:tbl>
+    <w:p/>
+    <w:p>
+      <w:r>
+        <w:t>（每格为 4 个 seed、每个 seed 12 秒的均值。）</w:t>
+      </w:r>
+    </w:p>
+    <w:p>
+      <w:r>
+        <w:t>两点值得注意：</w:t>
+      </w:r>
+    </w:p>
+    <w:p>
+      <w:pPr>
+        <w:pStyle w:val="ListNumber"/>
+      </w:pPr>
+      <w:r>
+        <w:rPr>
+          <w:b/>
+        </w:rPr>
+        <w:t>候选表规模是关键超参</w:t>
+      </w:r>
+      <w:r>
+        <w:t>：256 比 focus/128 平均优 6.8%，而 128 反而平均差 6.4%。</w:t>
+      </w:r>
+    </w:p>
+    <w:p>
+      <w:pPr>
+        <w:pStyle w:val="ListNumber"/>
+      </w:pPr>
+      <w:r>
+        <w:t xml:space="preserve">这一步把 </w:t>
+      </w:r>
+      <w:r>
+        <w:rPr>
+          <w:i/>
+        </w:rPr>
+        <w:t>n ≥ 37</w:t>
+      </w:r>
+      <w:r>
+        <w:t xml:space="preserve"> 的最优代价又压低了约 7%，但</w:t>
+      </w:r>
+      <w:r>
+        <w:rPr>
+          <w:b/>
+        </w:rPr>
+        <w:t>没有</w:t>
+      </w:r>
+      <w:r>
+        <w:t xml:space="preserve">改变可解前沿（仍是 </w:t>
+      </w:r>
+      <w:r>
+        <w:rPr>
+          <w:i/>
+        </w:rPr>
+        <w:t>n=36</w:t>
+      </w:r>
+      <w:r>
+        <w:t>）—— 说明"把违反度从 5 压到 0"是质变，不是靠微调超参能跨过的。</w:t>
       </w:r>
     </w:p>
     <w:p>
